--- a/resumes/intergenerationnel.docx
+++ b/resumes/intergenerationnel.docx
@@ -35,7 +35,7 @@
           <w:b w:val="0"/>
           <w:i w:val="0"/>
         </w:rPr>
-        <w:t xml:space="preserve"> ce résumé intègre l'accord de base du 30 janvier 2020 et l'avenant du 15 septembre 2023 — c'est la version en vigueur. L'avenant n°1 du 30 juin 2021, qui permettait de fractionner le taux de 50 % sur 2 semaines, n'est plus en vigueur et n'est donc pas repris ici. Les articles cités entre parenthèses renvoient au texte de l'accord de base sauf mention contraire.</w:t>
+        <w:t xml:space="preserve"> ce résumé intègre l'accord de base du 30 janvier 2020, l'avenant n°1 du 30 juin 2021 et l'avenant du 15 septembre 2023 — les trois s'appliquent ensemble. L'avenant 2023 modifie uniquement les conditions d'éligibilité de l'Article 3.4.2 ; il ne mentionne pas et n'abroge pas la possibilité, ajoutée par l'avenant 2021, de fractionner un temps partiel à 50 % sur 2 semaines — cette disposition reste donc en vigueur. Les articles cités entre parenthèses renvoient au texte de l'accord de base sauf mention contraire.</w:t>
       </w:r>
     </w:p>
     <w:p>
@@ -462,6 +462,22 @@
     <w:p>
       <w:r>
         <w:rPr>
+          <w:b/>
+          <w:i w:val="0"/>
+        </w:rPr>
+        <w:t>Si vous passez à 50 % : une organisation sur 2 semaines reste possible</w:t>
+      </w:r>
+      <w:r>
+        <w:rPr>
+          <w:b w:val="0"/>
+          <w:i w:val="0"/>
+        </w:rPr>
+        <w:t xml:space="preserve"> (Avenant n°1 du 30/06/2021, Art. 3.4.2) — une semaine travaillée à temps complet, une semaine complète à temps partiel, sous réserve de compatibilité avec l'organisation du service.</w:t>
+      </w:r>
+    </w:p>
+    <w:p>
+      <w:r>
+        <w:rPr>
           <w:b w:val="0"/>
           <w:i/>
           <w:color w:val="5B6578"/>
@@ -659,20 +675,141 @@
     <w:p>
       <w:r>
         <w:rPr>
-          <w:b w:val="0"/>
-          <w:i/>
           <w:color w:val="5B6578"/>
+          <w:sz w:val="16"/>
         </w:rPr>
-        <w:t>Durée et suivi (Article 6)</w:t>
+        <w:t>────────────────────────────────────────</w:t>
       </w:r>
     </w:p>
     <w:p>
       <w:r>
         <w:rPr>
+          <w:b/>
+          <w:i w:val="0"/>
+        </w:rPr>
+        <w:t>Suivi de l'accord (Article 6)</w:t>
+      </w:r>
+    </w:p>
+    <w:p>
+      <w:pPr>
+        <w:pStyle w:val="ListBullet"/>
+      </w:pPr>
+      <w:r>
+        <w:rPr>
+          <w:b/>
+          <w:i w:val="0"/>
+        </w:rPr>
+        <w:t>Indicateurs</w:t>
+      </w:r>
+      <w:r>
+        <w:rPr>
           <w:b w:val="0"/>
           <w:i w:val="0"/>
         </w:rPr>
-        <w:t>Accord à durée indéterminée. Un bilan est présenté chaque année au CSE central et transmis aux organisations syndicales signataires, avec une clause de revoyure au terme de la première année d'application.</w:t>
+        <w:t xml:space="preserve"> : un indicateur est mis en place pour chacun des objectifs chiffrés de l'accord </w:t>
+      </w:r>
+      <w:r>
+        <w:rPr>
+          <w:b w:val="0"/>
+          <w:i/>
+          <w:color w:val="5B6578"/>
+        </w:rPr>
+        <w:t>(Art. 6.1)</w:t>
+      </w:r>
+    </w:p>
+    <w:p>
+      <w:pPr>
+        <w:pStyle w:val="ListBullet"/>
+      </w:pPr>
+      <w:r>
+        <w:rPr>
+          <w:b/>
+          <w:i w:val="0"/>
+        </w:rPr>
+        <w:t>Bilan annuel</w:t>
+      </w:r>
+      <w:r>
+        <w:rPr>
+          <w:b w:val="0"/>
+          <w:i w:val="0"/>
+        </w:rPr>
+        <w:t xml:space="preserve"> : un bilan du contrat de génération est présenté au </w:t>
+      </w:r>
+      <w:r>
+        <w:rPr>
+          <w:b/>
+          <w:i w:val="0"/>
+        </w:rPr>
+        <w:t>CSE Central</w:t>
+      </w:r>
+      <w:r>
+        <w:rPr>
+          <w:b w:val="0"/>
+          <w:i w:val="0"/>
+        </w:rPr>
+        <w:t xml:space="preserve"> au deuxième trimestre de chaque exercice, et transmis aux organisations syndicales signataires </w:t>
+      </w:r>
+      <w:r>
+        <w:rPr>
+          <w:b w:val="0"/>
+          <w:i/>
+          <w:color w:val="5B6578"/>
+        </w:rPr>
+        <w:t>(Art. 6.1)</w:t>
+      </w:r>
+    </w:p>
+    <w:p>
+      <w:pPr>
+        <w:pStyle w:val="ListBullet"/>
+      </w:pPr>
+      <w:r>
+        <w:rPr>
+          <w:b/>
+          <w:i w:val="0"/>
+        </w:rPr>
+        <w:t>Clause de revoyure</w:t>
+      </w:r>
+      <w:r>
+        <w:rPr>
+          <w:b w:val="0"/>
+          <w:i w:val="0"/>
+        </w:rPr>
+        <w:t xml:space="preserve"> : réunion de revoyure prévue au terme de la première année d'application de l'accord, au regard des éléments du bilan </w:t>
+      </w:r>
+      <w:r>
+        <w:rPr>
+          <w:b w:val="0"/>
+          <w:i/>
+          <w:color w:val="5B6578"/>
+        </w:rPr>
+        <w:t>(Art. 6.1)</w:t>
+      </w:r>
+    </w:p>
+    <w:p>
+      <w:pPr>
+        <w:pStyle w:val="ListBullet"/>
+      </w:pPr>
+      <w:r>
+        <w:rPr>
+          <w:b/>
+          <w:i w:val="0"/>
+        </w:rPr>
+        <w:t>Durée</w:t>
+      </w:r>
+      <w:r>
+        <w:rPr>
+          <w:b w:val="0"/>
+          <w:i w:val="0"/>
+        </w:rPr>
+        <w:t xml:space="preserve"> : accord à durée indéterminée </w:t>
+      </w:r>
+      <w:r>
+        <w:rPr>
+          <w:b w:val="0"/>
+          <w:i/>
+          <w:color w:val="5B6578"/>
+        </w:rPr>
+        <w:t>(Art. 6.2)</w:t>
       </w:r>
     </w:p>
     <w:p>
@@ -697,7 +834,33 @@
           <w:b w:val="0"/>
           <w:i w:val="0"/>
         </w:rPr>
-        <w:t xml:space="preserve"> accord signé le 30 janvier 2020 (CGT-FO, Sud Santé-Sociaux, CFDT, CFE-CGC) ; avenant du 15 septembre 2023 (CGT-FO, Sud Santé-Sociaux, CFE-CGC — la CFDT n'a pas signé cet avenant). L'avenant n°1 du 30 juin 2021 n'est plus en vigueur.</w:t>
+        <w:t xml:space="preserve"> accord signé le 30 janvier 2020 (CGT-FO, Sud Santé-Sociaux, CFDT, CFE-CGC) ; avenant n°1 du 30 juin 2021 (CGT-FO, Sud Santé-Sociaux, CFDT, CFE-CGC) ; avenant du 15 septembre 2023 (CGT-FO, Sud Santé-Sociaux, CFE-CGC). Les trois textes s'appliquent ensemble, l'avenant 2023 ne modifiant que les conditions d'éligibilité du temps partiel de fin de carrière.</w:t>
+      </w:r>
+    </w:p>
+    <w:p>
+      <w:r>
+        <w:rPr>
+          <w:b w:val="0"/>
+          <w:i/>
+          <w:color w:val="5B6578"/>
+        </w:rPr>
+        <w:t xml:space="preserve">Les références entre parenthèses renvoient aux articles de l'accord de base. Seul le texte intégral fait référence : </w:t>
+      </w:r>
+      <w:r>
+        <w:rPr>
+          <w:b w:val="0"/>
+          <w:i/>
+          <w:color w:val="5B6578"/>
+        </w:rPr>
+        <w:t>accord complet (PDF)</w:t>
+      </w:r>
+      <w:r>
+        <w:rPr>
+          <w:b w:val="0"/>
+          <w:i/>
+          <w:color w:val="5B6578"/>
+        </w:rPr>
+        <w:t>.</w:t>
       </w:r>
     </w:p>
     <w:sectPr>

--- a/resumes/intergenerationnel.docx
+++ b/resumes/intergenerationnel.docx
@@ -19,23 +19,7 @@
           <w:b w:val="0"/>
           <w:i w:val="0"/>
         </w:rPr>
-        <w:t>Accord intergénérationnel — résumé pour tryptique</w:t>
-      </w:r>
-    </w:p>
-    <w:p>
-      <w:r>
-        <w:rPr>
-          <w:b/>
-          <w:i w:val="0"/>
-        </w:rPr>
-        <w:t>Sur les versions et les références :</w:t>
-      </w:r>
-      <w:r>
-        <w:rPr>
-          <w:b w:val="0"/>
-          <w:i w:val="0"/>
-        </w:rPr>
-        <w:t xml:space="preserve"> ce résumé intègre l'accord de base du 30 janvier 2020, l'avenant n°1 du 30 juin 2021 et l'avenant du 15 septembre 2023 — les trois s'appliquent ensemble. L'avenant 2023 modifie uniquement les conditions d'éligibilité de l'Article 3.4.2 ; il ne mentionne pas et n'abroge pas la possibilité, ajoutée par l'avenant 2021, de fractionner un temps partiel à 50 % sur 2 semaines — cette disposition reste donc en vigueur. Les articles cités entre parenthèses renvoient au texte de l'accord de base sauf mention contraire.</w:t>
+        <w:t>Accord intergénérationnel</w:t>
       </w:r>
     </w:p>
     <w:p>
@@ -834,7 +818,7 @@
           <w:b w:val="0"/>
           <w:i w:val="0"/>
         </w:rPr>
-        <w:t xml:space="preserve"> accord signé le 30 janvier 2020 (CGT-FO, Sud Santé-Sociaux, CFDT, CFE-CGC) ; avenant n°1 du 30 juin 2021 (CGT-FO, Sud Santé-Sociaux, CFDT, CFE-CGC) ; avenant du 15 septembre 2023 (CGT-FO, Sud Santé-Sociaux, CFE-CGC). Les trois textes s'appliquent ensemble, l'avenant 2023 ne modifiant que les conditions d'éligibilité du temps partiel de fin de carrière.</w:t>
+        <w:t xml:space="preserve"> accord signé le 30 janvier 2020 (CGT-FO, Sud Santé-Sociaux, CFE-CGC) ; avenant n°1 du 30 juin 2021 (CGT-FO, Sud Santé-Sociaux, CFDT, CFE-CGC) ; avenant du 15 septembre 2023 (CGT-FO, Sud Santé-Sociaux, CFE-CGC).</w:t>
       </w:r>
     </w:p>
     <w:p>
